--- a/docs/M2_RE_08_M2aShading.docx
+++ b/docs/M2_RE_08_M2aShading.docx
@@ -367,7 +367,7 @@
         <w:t xml:space="preserve"> </w:t>
       </w:r>
       <w:r>
-        <w:t xml:space="preserve">(kini 37 sheet)</w:t>
+        <w:t xml:space="preserve">(37 sheet saat iterasi 8; kini 46)</w:t>
       </w:r>
       <w:r>
         <w:t xml:space="preserve"> </w:t>
